--- a/static/downloads/fr/docx/layer-1/membership-agreement.docx
+++ b/static/downloads/fr/docx/layer-1/membership-agreement.docx
@@ -87,7 +87,7 @@
         <w:t xml:space="preserve"> </w:t>
       </w:r>
       <w:r>
-        <w:t xml:space="preserve">2026-06-26</w:t>
+        <w:t xml:space="preserve">2026-07-07</w:t>
       </w:r>
     </w:p>
     <w:p>
@@ -252,10 +252,10 @@
     </w:p>
     <w:p>
       <w:pPr>
-        <w:pStyle w:val="BlockText"/>
-      </w:pPr>
-      <w:r>
-        <w:t xml:space="preserve">Signé (ou explicitement reconnu) par chaque membre au moment de l’admission. Définit les droits et obligations de chaque état d’adhésion.</w:t>
+        <w:pStyle w:val="FirstParagraph"/>
+      </w:pPr>
+      <w:r>
+        <w:t xml:space="preserve">&gt; Signé (ou explicitement reconnu) par chaque membre au moment de l’admission. Définit les droits et obligations de chaque état d’adhésion.</w:t>
       </w:r>
     </w:p>
     <w:p>
@@ -329,24 +329,34 @@
     </w:p>
     <w:p>
       <w:pPr>
-        <w:pStyle w:val="BlockText"/>
-      </w:pPr>
-      <w:r>
-        <w:t xml:space="preserve">**Justification — Pourquoi déclarer l’état à la signature **</w:t>
-      </w:r>
-    </w:p>
-    <w:p>
-      <w:pPr>
-        <w:pStyle w:val="BlockText"/>
-      </w:pPr>
-      <w:r>
-        <w:t xml:space="preserve">L’adhésion n’est pas un simple binaire. Une personne qui rejoint la communauté doit savoir exactement dans quel état elle entre — Essai ou Plein — car cet état détermine ce qu’elle peut faire et ce qu’on attend d’elle. Le nommer au moment du consentement évite toute ambiguïté ultérieure sur ce à quoi elle s’est réellement engagée.</w:t>
-      </w:r>
-    </w:p>
-    <w:p>
-      <w:pPr>
-        <w:pStyle w:val="BlockText"/>
-      </w:pPr>
+        <w:pStyle w:val="BodyText"/>
+      </w:pPr>
+      <w:r>
+        <w:t xml:space="preserve">&gt; **Justification — Pourquoi déclarer l’état à la signature **</w:t>
+      </w:r>
+      <w:r>
+        <w:t xml:space="preserve"> </w:t>
+      </w:r>
+      <w:r>
+        <w:t xml:space="preserve">&gt;</w:t>
+      </w:r>
+      <w:r>
+        <w:t xml:space="preserve"> </w:t>
+      </w:r>
+      <w:r>
+        <w:t xml:space="preserve">&gt; L’adhésion n’est pas un simple binaire. Une personne qui rejoint la communauté doit savoir exactement dans quel état elle entre — Essai ou Plein — car cet état détermine ce qu’elle peut faire et ce qu’on attend d’elle. Le nommer au moment du consentement évite toute ambiguïté ultérieure sur ce à quoi elle s’est réellement engagée.</w:t>
+      </w:r>
+    </w:p>
+    <w:p>
+      <w:pPr>
+        <w:pStyle w:val="BodyText"/>
+      </w:pPr>
+      <w:r>
+        <w:t xml:space="preserve">&gt;</w:t>
+      </w:r>
+      <w:r>
+        <w:t xml:space="preserve"> </w:t>
+      </w:r>
       <w:r>
         <w:rPr>
           <w:b/>
@@ -354,18 +364,22 @@
         </w:rPr>
         <w:t xml:space="preserve">Instructions — Comment remplir cette section</w:t>
       </w:r>
-    </w:p>
-    <w:p>
-      <w:pPr>
-        <w:pStyle w:val="BlockText"/>
-      </w:pPr>
-      <w:r>
-        <w:t xml:space="preserve">Indique quel(s) état(s) d’adhésion un nouveau membre obtient à la signature (par ex. Membre à l’essai, Membre à part entière, ou tout état personnalisé défini dans ton Registre des états d’adhésion).</w:t>
-      </w:r>
-    </w:p>
-    <w:p>
-      <w:pPr>
-        <w:pStyle w:val="FirstParagraph"/>
+      <w:r>
+        <w:t xml:space="preserve"> </w:t>
+      </w:r>
+      <w:r>
+        <w:t xml:space="preserve">&gt;</w:t>
+      </w:r>
+      <w:r>
+        <w:t xml:space="preserve"> </w:t>
+      </w:r>
+      <w:r>
+        <w:t xml:space="preserve">&gt; Indique quel(s) état(s) d’adhésion un nouveau membre obtient à la signature (par ex. Membre à l’essai, Membre à part entière, ou tout état personnalisé défini dans ton Registre des états d’adhésion).</w:t>
+      </w:r>
+    </w:p>
+    <w:p>
+      <w:pPr>
+        <w:pStyle w:val="BodyText"/>
       </w:pPr>
       <w:r>
         <w:rPr>
@@ -464,24 +478,34 @@
     </w:p>
     <w:p>
       <w:pPr>
-        <w:pStyle w:val="BlockText"/>
-      </w:pPr>
-      <w:r>
-        <w:t xml:space="preserve">**Justification — Pourquoi énumérer les droits explicitement **</w:t>
-      </w:r>
-    </w:p>
-    <w:p>
-      <w:pPr>
-        <w:pStyle w:val="BlockText"/>
-      </w:pPr>
-      <w:r>
-        <w:t xml:space="preserve">Les droits qui ne sont pas écrits sont des droits qui peuvent être discrètement retirés. Les énumérer rend les engagements de la communauté lisibles, opposables et symétriques avec les obligations que les membres sont invités à assumer. Sans cette liste, les obligations deviennent des exigences ouvertes sans protection réciproque.</w:t>
-      </w:r>
-    </w:p>
-    <w:p>
-      <w:pPr>
-        <w:pStyle w:val="BlockText"/>
-      </w:pPr>
+        <w:pStyle w:val="BodyText"/>
+      </w:pPr>
+      <w:r>
+        <w:t xml:space="preserve">&gt; **Justification — Pourquoi énumérer les droits explicitement **</w:t>
+      </w:r>
+      <w:r>
+        <w:t xml:space="preserve"> </w:t>
+      </w:r>
+      <w:r>
+        <w:t xml:space="preserve">&gt;</w:t>
+      </w:r>
+      <w:r>
+        <w:t xml:space="preserve"> </w:t>
+      </w:r>
+      <w:r>
+        <w:t xml:space="preserve">&gt; Les droits qui ne sont pas écrits sont des droits qui peuvent être discrètement retirés. Les énumérer rend les engagements de la communauté lisibles, opposables et symétriques avec les obligations que les membres sont invités à assumer. Sans cette liste, les obligations deviennent des exigences ouvertes sans protection réciproque.</w:t>
+      </w:r>
+    </w:p>
+    <w:p>
+      <w:pPr>
+        <w:pStyle w:val="BodyText"/>
+      </w:pPr>
+      <w:r>
+        <w:t xml:space="preserve">&gt;</w:t>
+      </w:r>
+      <w:r>
+        <w:t xml:space="preserve"> </w:t>
+      </w:r>
       <w:r>
         <w:rPr>
           <w:b/>
@@ -489,13 +513,17 @@
         </w:rPr>
         <w:t xml:space="preserve">Instructions — Comment remplir cette section</w:t>
       </w:r>
-    </w:p>
-    <w:p>
-      <w:pPr>
-        <w:pStyle w:val="BlockText"/>
-      </w:pPr>
-      <w:r>
-        <w:t xml:space="preserve">Liste les droits concrets accordés à chaque état d’adhésion. Réfère-toi à la Matrice de décision (Couche 2) pour les droits de vote, au Registre des rôles (Couche 5) pour l’éligibilité aux rôles, et à la Couche 4 pour les garanties de procédure régulière.</w:t>
+      <w:r>
+        <w:t xml:space="preserve"> </w:t>
+      </w:r>
+      <w:r>
+        <w:t xml:space="preserve">&gt;</w:t>
+      </w:r>
+      <w:r>
+        <w:t xml:space="preserve"> </w:t>
+      </w:r>
+      <w:r>
+        <w:t xml:space="preserve">&gt; Liste les droits concrets accordés à chaque état d’adhésion. Réfère-toi à la Matrice de décision (Couche 2) pour les droits de vote, au Registre des rôles (Couche 5) pour l’éligibilité aux rôles, et à la Couche 4 pour les garanties de procédure régulière.</w:t>
       </w:r>
     </w:p>
     <w:p>
@@ -715,24 +743,34 @@
     </w:p>
     <w:p>
       <w:pPr>
-        <w:pStyle w:val="BlockText"/>
-      </w:pPr>
-      <w:r>
-        <w:t xml:space="preserve">**Justification — Pourquoi encadrer strictement les obligations **</w:t>
-      </w:r>
-    </w:p>
-    <w:p>
-      <w:pPr>
-        <w:pStyle w:val="BlockText"/>
-      </w:pPr>
-      <w:r>
-        <w:t xml:space="preserve">Les obligations ouvertes sont le mécanisme par lequel les communautés glissent vers l’exploitation — « contribue plus », « sois disponible », « sois présent·e » sans limite définie. Lister les obligations de manière discrète, et associer chacune à un droit correspondant, maintient la demande bornée et contestable. Un membre doit toujours pouvoir déterminer s’il respecte l’accord ou si on lui demande quelque chose qui va au-delà.</w:t>
-      </w:r>
-    </w:p>
-    <w:p>
-      <w:pPr>
-        <w:pStyle w:val="BlockText"/>
-      </w:pPr>
+        <w:pStyle w:val="BodyText"/>
+      </w:pPr>
+      <w:r>
+        <w:t xml:space="preserve">&gt; **Justification — Pourquoi encadrer strictement les obligations **</w:t>
+      </w:r>
+      <w:r>
+        <w:t xml:space="preserve"> </w:t>
+      </w:r>
+      <w:r>
+        <w:t xml:space="preserve">&gt;</w:t>
+      </w:r>
+      <w:r>
+        <w:t xml:space="preserve"> </w:t>
+      </w:r>
+      <w:r>
+        <w:t xml:space="preserve">&gt; Les obligations ouvertes sont le mécanisme par lequel les communautés glissent vers l’exploitation — « contribue plus », « sois disponible », « sois présent·e » sans limite définie. Lister les obligations de manière discrète, et associer chacune à un droit correspondant, maintient la demande bornée et contestable. Un membre doit toujours pouvoir déterminer s’il respecte l’accord ou si on lui demande quelque chose qui va au-delà.</w:t>
+      </w:r>
+    </w:p>
+    <w:p>
+      <w:pPr>
+        <w:pStyle w:val="BodyText"/>
+      </w:pPr>
+      <w:r>
+        <w:t xml:space="preserve">&gt;</w:t>
+      </w:r>
+      <w:r>
+        <w:t xml:space="preserve"> </w:t>
+      </w:r>
       <w:r>
         <w:rPr>
           <w:b/>
@@ -740,13 +778,17 @@
         </w:rPr>
         <w:t xml:space="preserve">Instructions — Comment remplir cette section</w:t>
       </w:r>
-    </w:p>
-    <w:p>
-      <w:pPr>
-        <w:pStyle w:val="BlockText"/>
-      </w:pPr>
-      <w:r>
-        <w:t xml:space="preserve">Liste des obligations concrètes et bornées. Chaque obligation doit être vérifiable : un membre doit pouvoir savoir s’il la remplit. Évite les devoirs vagues.</w:t>
+      <w:r>
+        <w:t xml:space="preserve"> </w:t>
+      </w:r>
+      <w:r>
+        <w:t xml:space="preserve">&gt;</w:t>
+      </w:r>
+      <w:r>
+        <w:t xml:space="preserve"> </w:t>
+      </w:r>
+      <w:r>
+        <w:t xml:space="preserve">&gt; Liste des obligations concrètes et bornées. Chaque obligation doit être vérifiable : un membre doit pouvoir savoir s’il la remplit. Évite les devoirs vagues.</w:t>
       </w:r>
     </w:p>
     <w:p>
@@ -974,24 +1016,34 @@
     </w:p>
     <w:p>
       <w:pPr>
-        <w:pStyle w:val="BlockText"/>
-      </w:pPr>
-      <w:r>
-        <w:t xml:space="preserve">**Justification — Pourquoi définir la participation en chiffres **</w:t>
-      </w:r>
-    </w:p>
-    <w:p>
-      <w:pPr>
-        <w:pStyle w:val="BlockText"/>
-      </w:pPr>
-      <w:r>
-        <w:t xml:space="preserve">« Membre actif » ne veut rien dire sans seuil. Un minimum défini — en temps, en catégorie et en cadence — transforme la participation d’un ressenti en un fait, de sorte que personne n’a à deviner s’il est en règle, et personne ne peut être accusé de dérive sans preuves. Cela rend aussi la frontière entre une absence réelle et un abandon silencieux visible assez tôt pour agir.</w:t>
-      </w:r>
-    </w:p>
-    <w:p>
-      <w:pPr>
-        <w:pStyle w:val="BlockText"/>
-      </w:pPr>
+        <w:pStyle w:val="BodyText"/>
+      </w:pPr>
+      <w:r>
+        <w:t xml:space="preserve">&gt; **Justification — Pourquoi définir la participation en chiffres **</w:t>
+      </w:r>
+      <w:r>
+        <w:t xml:space="preserve"> </w:t>
+      </w:r>
+      <w:r>
+        <w:t xml:space="preserve">&gt;</w:t>
+      </w:r>
+      <w:r>
+        <w:t xml:space="preserve"> </w:t>
+      </w:r>
+      <w:r>
+        <w:t xml:space="preserve">&gt; « Membre actif » ne veut rien dire sans seuil. Un minimum défini — en temps, en catégorie et en cadence — transforme la participation d’un ressenti en un fait, de sorte que personne n’a à deviner s’il est en règle, et personne ne peut être accusé de dérive sans preuves. Cela rend aussi la frontière entre une absence réelle et un abandon silencieux visible assez tôt pour agir.</w:t>
+      </w:r>
+    </w:p>
+    <w:p>
+      <w:pPr>
+        <w:pStyle w:val="BodyText"/>
+      </w:pPr>
+      <w:r>
+        <w:t xml:space="preserve">&gt;</w:t>
+      </w:r>
+      <w:r>
+        <w:t xml:space="preserve"> </w:t>
+      </w:r>
       <w:r>
         <w:rPr>
           <w:b/>
@@ -999,13 +1051,17 @@
         </w:rPr>
         <w:t xml:space="preserve">Instructions — Comment remplir cette section</w:t>
       </w:r>
-    </w:p>
-    <w:p>
-      <w:pPr>
-        <w:pStyle w:val="BlockText"/>
-      </w:pPr>
-      <w:r>
-        <w:t xml:space="preserve">Indique un minimum mesurable (fréquence × catégorie), les règles de substitution et d’absence, et le déclencheur qui oriente un membre non participant vers un processus de Couche 4.</w:t>
+      <w:r>
+        <w:t xml:space="preserve"> </w:t>
+      </w:r>
+      <w:r>
+        <w:t xml:space="preserve">&gt;</w:t>
+      </w:r>
+      <w:r>
+        <w:t xml:space="preserve"> </w:t>
+      </w:r>
+      <w:r>
+        <w:t xml:space="preserve">&gt; Indique un minimum mesurable (fréquence × catégorie), les règles de substitution et d’absence, et le déclencheur qui oriente un membre non participant vers un processus de Couche 4.</w:t>
       </w:r>
     </w:p>
     <w:p>
@@ -1150,24 +1206,34 @@
     </w:p>
     <w:p>
       <w:pPr>
-        <w:pStyle w:val="BlockText"/>
-      </w:pPr>
-      <w:r>
-        <w:t xml:space="preserve">**Justification — Pourquoi rappeler la procédure régulière ici **</w:t>
-      </w:r>
-    </w:p>
-    <w:p>
-      <w:pPr>
-        <w:pStyle w:val="BlockText"/>
-      </w:pPr>
-      <w:r>
-        <w:t xml:space="preserve">L’Accord d’adhésion est le seul document que chaque membre lit réellement et auquel il consent. Nommer la procédure régulière ici — et pas seulement dans la Couche 4 — garantit qu’aucun membre ne peut être exclu ou restreint en vertu d’une règle qui ne lui a pas été présentée au moment de son adhésion. Cela comble l’écart entre ce que la communauté promet et ce qu’elle peut faire.</w:t>
-      </w:r>
-    </w:p>
-    <w:p>
-      <w:pPr>
-        <w:pStyle w:val="BlockText"/>
-      </w:pPr>
+        <w:pStyle w:val="FirstParagraph"/>
+      </w:pPr>
+      <w:r>
+        <w:t xml:space="preserve">&gt; **Justification — Pourquoi rappeler la procédure régulière ici **</w:t>
+      </w:r>
+      <w:r>
+        <w:t xml:space="preserve"> </w:t>
+      </w:r>
+      <w:r>
+        <w:t xml:space="preserve">&gt;</w:t>
+      </w:r>
+      <w:r>
+        <w:t xml:space="preserve"> </w:t>
+      </w:r>
+      <w:r>
+        <w:t xml:space="preserve">&gt; L’Accord d’adhésion est le seul document que chaque membre lit réellement et auquel il consent. Nommer la procédure régulière ici — et pas seulement dans la Couche 4 — garantit qu’aucun membre ne peut être exclu ou restreint en vertu d’une règle qui ne lui a pas été présentée au moment de son adhésion. Cela comble l’écart entre ce que la communauté promet et ce qu’elle peut faire.</w:t>
+      </w:r>
+    </w:p>
+    <w:p>
+      <w:pPr>
+        <w:pStyle w:val="BodyText"/>
+      </w:pPr>
+      <w:r>
+        <w:t xml:space="preserve">&gt;</w:t>
+      </w:r>
+      <w:r>
+        <w:t xml:space="preserve"> </w:t>
+      </w:r>
       <w:r>
         <w:rPr>
           <w:b/>
@@ -1175,18 +1241,22 @@
         </w:rPr>
         <w:t xml:space="preserve">Instructions — Comment remplir cette section</w:t>
       </w:r>
-    </w:p>
-    <w:p>
-      <w:pPr>
-        <w:pStyle w:val="BlockText"/>
-      </w:pPr>
-      <w:r>
-        <w:t xml:space="preserve">Fais référence à l’Échelle de résolution des conflits (Couche 4) et au Protocole de sortie et de séparation afin que tout membre lisant l’Accord d’adhésion sache où se trouvent les protections procédurales.</w:t>
-      </w:r>
-    </w:p>
-    <w:p>
-      <w:pPr>
-        <w:pStyle w:val="FirstParagraph"/>
+      <w:r>
+        <w:t xml:space="preserve"> </w:t>
+      </w:r>
+      <w:r>
+        <w:t xml:space="preserve">&gt;</w:t>
+      </w:r>
+      <w:r>
+        <w:t xml:space="preserve"> </w:t>
+      </w:r>
+      <w:r>
+        <w:t xml:space="preserve">&gt; Fais référence à l’Échelle de résolution des conflits (Couche 4) et au Protocole de sortie et de séparation afin que tout membre lisant l’Accord d’adhésion sache où se trouvent les protections procédurales.</w:t>
+      </w:r>
+    </w:p>
+    <w:p>
+      <w:pPr>
+        <w:pStyle w:val="BodyText"/>
       </w:pPr>
       <w:r>
         <w:t xml:space="preserve">Toute exclusion forcée, suspension ou restriction d’accès suit la procédure régulière de la Couche 4 et le Protocole de sortie et de séparation.</w:t>
@@ -1204,24 +1274,34 @@
     </w:p>
     <w:p>
       <w:pPr>
-        <w:pStyle w:val="BlockText"/>
-      </w:pPr>
-      <w:r>
-        <w:t xml:space="preserve">**Justification — Pourquoi exiger un consentement explicite **</w:t>
-      </w:r>
-    </w:p>
-    <w:p>
-      <w:pPr>
-        <w:pStyle w:val="BlockText"/>
-      </w:pPr>
-      <w:r>
-        <w:t xml:space="preserve">Un consentement présumé est un consentement qui peut être nié ultérieurement. Exiger un acte explicite — signer, cliquer, reconnaître — à un moment connu lie le membre aux versions spécifiques des artefacts en vigueur ce jour-là, et fournit à la communauté une preuve défendable que l’accord a été conclu librement et en connaissance de cause.</w:t>
-      </w:r>
-    </w:p>
-    <w:p>
-      <w:pPr>
-        <w:pStyle w:val="BlockText"/>
-      </w:pPr>
+        <w:pStyle w:val="FirstParagraph"/>
+      </w:pPr>
+      <w:r>
+        <w:t xml:space="preserve">&gt; **Justification — Pourquoi exiger un consentement explicite **</w:t>
+      </w:r>
+      <w:r>
+        <w:t xml:space="preserve"> </w:t>
+      </w:r>
+      <w:r>
+        <w:t xml:space="preserve">&gt;</w:t>
+      </w:r>
+      <w:r>
+        <w:t xml:space="preserve"> </w:t>
+      </w:r>
+      <w:r>
+        <w:t xml:space="preserve">&gt; Un consentement présumé est un consentement qui peut être nié ultérieurement. Exiger un acte explicite — signer, cliquer, reconnaître — à un moment connu lie le membre aux versions spécifiques des artefacts en vigueur ce jour-là, et fournit à la communauté une preuve défendable que l’accord a été conclu librement et en connaissance de cause.</w:t>
+      </w:r>
+    </w:p>
+    <w:p>
+      <w:pPr>
+        <w:pStyle w:val="BodyText"/>
+      </w:pPr>
+      <w:r>
+        <w:t xml:space="preserve">&gt;</w:t>
+      </w:r>
+      <w:r>
+        <w:t xml:space="preserve"> </w:t>
+      </w:r>
       <w:r>
         <w:rPr>
           <w:b/>
@@ -1229,18 +1309,22 @@
         </w:rPr>
         <w:t xml:space="preserve">Instructions — Comment remplir cette section</w:t>
       </w:r>
-    </w:p>
-    <w:p>
-      <w:pPr>
-        <w:pStyle w:val="BlockText"/>
-      </w:pPr>
-      <w:r>
-        <w:t xml:space="preserve">Décris l’acte de consentement (signature, reconnaissance dans l’application, etc.), et à quelles versions d’artefacts le membre consent à ce moment-là.</w:t>
-      </w:r>
-    </w:p>
-    <w:p>
-      <w:pPr>
-        <w:pStyle w:val="FirstParagraph"/>
+      <w:r>
+        <w:t xml:space="preserve"> </w:t>
+      </w:r>
+      <w:r>
+        <w:t xml:space="preserve">&gt;</w:t>
+      </w:r>
+      <w:r>
+        <w:t xml:space="preserve"> </w:t>
+      </w:r>
+      <w:r>
+        <w:t xml:space="preserve">&gt; Décris l’acte de consentement (signature, reconnaissance dans l’application, etc.), et à quelles versions d’artefacts le membre consent à ce moment-là.</w:t>
+      </w:r>
+    </w:p>
+    <w:p>
+      <w:pPr>
+        <w:pStyle w:val="BodyText"/>
       </w:pPr>
       <w:r>
         <w:t xml:space="preserve">En rejoignant la communauté via le processus d’intégration défini, le membre consent explicitement aux termes de cet accord et aux artefacts de la Couche 0 en vigueur au moment de l’admission.</w:t>
@@ -1281,6 +1365,9 @@
       <w:r>
         <w:t xml:space="preserve"> </w:t>
       </w:r>
+      <w:r>
+        <w:t xml:space="preserve">&lt;AAAA-MM-JJ&gt;</w:t>
+      </w:r>
     </w:p>
     <w:p>
       <w:pPr>
@@ -1321,6 +1408,9 @@
       </w:r>
       <w:r>
         <w:t xml:space="preserve"> </w:t>
+      </w:r>
+      <w:r>
+        <w:t xml:space="preserve">&lt;version&gt;</w:t>
       </w:r>
     </w:p>
     <w:p>

--- a/static/downloads/fr/docx/layer-1/membership-agreement.docx
+++ b/static/downloads/fr/docx/layer-1/membership-agreement.docx
@@ -59,7 +59,7 @@
         <w:t xml:space="preserve">RCOS — Système d’Exploitation de Communauté Régénérative</w:t>
       </w:r>
     </w:p>
-    <w:bookmarkStart w:id="25" w:name="accord-dadhésion"/>
+    <w:bookmarkStart w:id="27" w:name="accord-dadhésion"/>
     <w:p>
       <w:pPr>
         <w:pStyle w:val="Heading1"/>
@@ -87,7 +87,7 @@
         <w:t xml:space="preserve"> </w:t>
       </w:r>
       <w:r>
-        <w:t xml:space="preserve">2026-07-07</w:t>
+        <w:t xml:space="preserve">2026-08-31</w:t>
       </w:r>
     </w:p>
     <w:p>
@@ -1195,7 +1195,7 @@
       </w:r>
     </w:p>
     <w:bookmarkEnd w:id="21"/>
-    <w:bookmarkStart w:id="22" w:name="référence-à-la-procédure-régulière"/>
+    <w:bookmarkStart w:id="23" w:name="référence-à-la-procédure-régulière"/>
     <w:p>
       <w:pPr>
         <w:pStyle w:val="Heading2"/>
@@ -1207,6 +1207,35 @@
     <w:p>
       <w:pPr>
         <w:pStyle w:val="FirstParagraph"/>
+      </w:pPr>
+      <w:r>
+        <w:rPr>
+          <w:i/>
+          <w:iCs/>
+        </w:rPr>
+        <w:t xml:space="preserve">Clauses RCOS :</w:t>
+      </w:r>
+      <w:r>
+        <w:rPr>
+          <w:i/>
+          <w:iCs/>
+        </w:rPr>
+        <w:t xml:space="preserve"> </w:t>
+      </w:r>
+      <w:hyperlink r:id="rId22">
+        <w:r>
+          <w:rPr>
+            <w:rStyle w:val="Hyperlink"/>
+            <w:i/>
+            <w:iCs/>
+          </w:rPr>
+          <w:t xml:space="preserve">3.6.3</w:t>
+        </w:r>
+      </w:hyperlink>
+    </w:p>
+    <w:p>
+      <w:pPr>
+        <w:pStyle w:val="BodyText"/>
       </w:pPr>
       <w:r>
         <w:t xml:space="preserve">&gt; **Justification — Pourquoi rappeler la procédure régulière ici **</w:t>
@@ -1262,8 +1291,8 @@
         <w:t xml:space="preserve">Toute exclusion forcée, suspension ou restriction d’accès suit la procédure régulière de la Couche 4 et le Protocole de sortie et de séparation.</w:t>
       </w:r>
     </w:p>
-    <w:bookmarkEnd w:id="22"/>
-    <w:bookmarkStart w:id="23" w:name="reconnaissance-du-consentement"/>
+    <w:bookmarkEnd w:id="23"/>
+    <w:bookmarkStart w:id="25" w:name="reconnaissance-du-consentement"/>
     <w:p>
       <w:pPr>
         <w:pStyle w:val="Heading2"/>
@@ -1275,6 +1304,35 @@
     <w:p>
       <w:pPr>
         <w:pStyle w:val="FirstParagraph"/>
+      </w:pPr>
+      <w:r>
+        <w:rPr>
+          <w:i/>
+          <w:iCs/>
+        </w:rPr>
+        <w:t xml:space="preserve">Clauses RCOS :</w:t>
+      </w:r>
+      <w:r>
+        <w:rPr>
+          <w:i/>
+          <w:iCs/>
+        </w:rPr>
+        <w:t xml:space="preserve"> </w:t>
+      </w:r>
+      <w:hyperlink r:id="rId24">
+        <w:r>
+          <w:rPr>
+            <w:rStyle w:val="Hyperlink"/>
+            <w:i/>
+            <w:iCs/>
+          </w:rPr>
+          <w:t xml:space="preserve">3.2.2</w:t>
+        </w:r>
+      </w:hyperlink>
+    </w:p>
+    <w:p>
+      <w:pPr>
+        <w:pStyle w:val="BodyText"/>
       </w:pPr>
       <w:r>
         <w:t xml:space="preserve">&gt; **Justification — Pourquoi exiger un consentement explicite **</w:t>
@@ -1337,8 +1395,8 @@
         </w:pict>
       </w:r>
     </w:p>
-    <w:bookmarkEnd w:id="23"/>
-    <w:bookmarkStart w:id="24" w:name="registre-de-ratification"/>
+    <w:bookmarkEnd w:id="25"/>
+    <w:bookmarkStart w:id="26" w:name="registre-de-ratification"/>
     <w:p>
       <w:pPr>
         <w:pStyle w:val="Heading2"/>
@@ -1435,8 +1493,8 @@
         <w:t xml:space="preserve">&lt;lien vers le registre de décision&gt;</w:t>
       </w:r>
     </w:p>
-    <w:bookmarkEnd w:id="24"/>
-    <w:bookmarkEnd w:id="25"/>
+    <w:bookmarkEnd w:id="26"/>
+    <w:bookmarkEnd w:id="27"/>
     <w:sectPr>
       <w:footnotePr>
         <w:numRestart w:val="eachSect"/>
